--- a/backend/deliverables/TMHCC_Media_Combined_Summary_of_Changes_FINAL.docx
+++ b/backend/deliverables/TMHCC_Media_Combined_Summary_of_Changes_FINAL.docx
@@ -68,7 +68,7 @@
         <w:pStyle w:val="Subtitle"/>
       </w:pPr>
       <w:r>
-        <w:t>Comparison of policy wording 0223C (previous) and 0526 (new)</w:t>
+        <w:t>Comparison of policy wording 0223C (previous) and the final wording (0526 + Round-8 enhancements)</w:t>
       </w:r>
     </w:p>
     <w:p>
@@ -4410,6 +4410,1033 @@
           <w:color w:val="009CE5"/>
           <w:sz w:val="30"/>
         </w:rPr>
+        <w:t>ROUND-8 WORDING ENHANCEMENTS (FINAL WORDING)</w:t>
+      </w:r>
+    </w:p>
+    <w:p>
+      <w:pPr>
+        <w:spacing w:after="120" w:before="0"/>
+      </w:pPr>
+      <w:r>
+        <w:rPr>
+          <w:rFonts w:ascii="Arial" w:hAnsi="Arial" w:cs="Arial"/>
+          <w:b w:val="0"/>
+          <w:i w:val="0"/>
+          <w:sz w:val="19"/>
+        </w:rPr>
+        <w:t>In addition to the 0223C → 0526 restructure summarised above, the FINAL wording incorporates the following discrete, individually accept/reject-able enhancements. In the tracked-changes wording these are captured in full against the 0223C baseline. Every Section 12 (Media Liability) item is applied as a tracked change but REQUIRES legal/underwriting sign-off.</w:t>
+      </w:r>
+    </w:p>
+    <w:tbl>
+      <w:tblPr>
+        <w:tblW w:type="auto" w:w="0"/>
+        <w:tblLayout w:type="fixed"/>
+        <w:tblLook w:firstColumn="1" w:firstRow="1" w:lastColumn="0" w:lastRow="0" w:noHBand="0" w:noVBand="1" w:val="04A0"/>
+        <w:tblBorders>
+          <w:top w:val="single" w:sz="4" w:space="0" w:color="BFBFBF"/>
+          <w:left w:val="single" w:sz="4" w:space="0" w:color="BFBFBF"/>
+          <w:bottom w:val="single" w:sz="4" w:space="0" w:color="BFBFBF"/>
+          <w:right w:val="single" w:sz="4" w:space="0" w:color="BFBFBF"/>
+          <w:insideH w:val="single" w:sz="4" w:space="0" w:color="BFBFBF"/>
+          <w:insideV w:val="single" w:sz="4" w:space="0" w:color="BFBFBF"/>
+        </w:tblBorders>
+        <w:tblW w:type="pct" w:w="5000"/>
+      </w:tblPr>
+      <w:tblGrid>
+        <w:gridCol w:w="2608"/>
+        <w:gridCol w:w="2608"/>
+        <w:gridCol w:w="2608"/>
+        <w:gridCol w:w="2608"/>
+      </w:tblGrid>
+      <w:tr>
+        <w:tc>
+          <w:tcPr>
+            <w:tcW w:type="dxa" w:w="1"/>
+            <w:shd w:val="clear" w:color="auto" w:fill="009CE5"/>
+          </w:tcPr>
+          <w:p>
+            <w:pPr>
+              <w:spacing w:after="20" w:before="20"/>
+            </w:pPr>
+            <w:r/>
+            <w:r>
+              <w:rPr>
+                <w:rFonts w:ascii="Arial" w:hAnsi="Arial" w:cs="Arial"/>
+                <w:b/>
+                <w:i w:val="0"/>
+                <w:color w:val="FFFFFF"/>
+                <w:sz w:val="18"/>
+              </w:rPr>
+              <w:t>Ref</w:t>
+            </w:r>
+          </w:p>
+        </w:tc>
+        <w:tc>
+          <w:tcPr>
+            <w:tcW w:type="dxa" w:w="4"/>
+            <w:shd w:val="clear" w:color="auto" w:fill="009CE5"/>
+          </w:tcPr>
+          <w:p>
+            <w:pPr>
+              <w:spacing w:after="20" w:before="20"/>
+            </w:pPr>
+            <w:r/>
+            <w:r>
+              <w:rPr>
+                <w:rFonts w:ascii="Arial" w:hAnsi="Arial" w:cs="Arial"/>
+                <w:b/>
+                <w:i w:val="0"/>
+                <w:color w:val="FFFFFF"/>
+                <w:sz w:val="18"/>
+              </w:rPr>
+              <w:t>Location</w:t>
+            </w:r>
+          </w:p>
+        </w:tc>
+        <w:tc>
+          <w:tcPr>
+            <w:tcW w:type="dxa" w:w="8"/>
+            <w:shd w:val="clear" w:color="auto" w:fill="009CE5"/>
+          </w:tcPr>
+          <w:p>
+            <w:pPr>
+              <w:spacing w:after="20" w:before="20"/>
+            </w:pPr>
+            <w:r/>
+            <w:r>
+              <w:rPr>
+                <w:rFonts w:ascii="Arial" w:hAnsi="Arial" w:cs="Arial"/>
+                <w:b/>
+                <w:i w:val="0"/>
+                <w:color w:val="FFFFFF"/>
+                <w:sz w:val="18"/>
+              </w:rPr>
+              <w:t>Change</w:t>
+            </w:r>
+          </w:p>
+        </w:tc>
+        <w:tc>
+          <w:tcPr>
+            <w:tcW w:type="dxa" w:w="2"/>
+            <w:shd w:val="clear" w:color="auto" w:fill="009CE5"/>
+          </w:tcPr>
+          <w:p>
+            <w:pPr>
+              <w:spacing w:after="20" w:before="20"/>
+            </w:pPr>
+            <w:r/>
+            <w:r>
+              <w:rPr>
+                <w:rFonts w:ascii="Arial" w:hAnsi="Arial" w:cs="Arial"/>
+                <w:b/>
+                <w:i w:val="0"/>
+                <w:color w:val="FFFFFF"/>
+                <w:sz w:val="18"/>
+              </w:rPr>
+              <w:t>Sign-off</w:t>
+            </w:r>
+          </w:p>
+        </w:tc>
+      </w:tr>
+      <w:tr>
+        <w:tc>
+          <w:tcPr>
+            <w:tcW w:type="dxa" w:w="1"/>
+          </w:tcPr>
+          <w:p>
+            <w:pPr>
+              <w:spacing w:after="20" w:before="20"/>
+            </w:pPr>
+            <w:r/>
+            <w:r>
+              <w:rPr>
+                <w:rFonts w:ascii="Arial" w:hAnsi="Arial" w:cs="Arial"/>
+                <w:b w:val="0"/>
+                <w:i w:val="0"/>
+                <w:color w:val="212121"/>
+                <w:sz w:val="18"/>
+              </w:rPr>
+              <w:t>A4</w:t>
+            </w:r>
+          </w:p>
+        </w:tc>
+        <w:tc>
+          <w:tcPr>
+            <w:tcW w:type="dxa" w:w="4"/>
+          </w:tcPr>
+          <w:p>
+            <w:pPr>
+              <w:spacing w:after="20" w:before="20"/>
+            </w:pPr>
+            <w:r/>
+            <w:r>
+              <w:rPr>
+                <w:rFonts w:ascii="Arial" w:hAnsi="Arial" w:cs="Arial"/>
+                <w:b w:val="0"/>
+                <w:i w:val="0"/>
+                <w:color w:val="212121"/>
+                <w:sz w:val="18"/>
+              </w:rPr>
+              <w:t>Section 8 – Money (Sub-Section 1)</w:t>
+            </w:r>
+          </w:p>
+        </w:tc>
+        <w:tc>
+          <w:tcPr>
+            <w:tcW w:type="dxa" w:w="8"/>
+          </w:tcPr>
+          <w:p>
+            <w:pPr>
+              <w:spacing w:after="20" w:before="20"/>
+            </w:pPr>
+            <w:r/>
+            <w:r>
+              <w:rPr>
+                <w:rFonts w:ascii="Arial" w:hAnsi="Arial" w:cs="Arial"/>
+                <w:b w:val="0"/>
+                <w:i w:val="0"/>
+                <w:color w:val="212121"/>
+                <w:sz w:val="18"/>
+              </w:rPr>
+              <w:t>New extension ‘Money – Touring and Entertainment Activities’</w:t>
+            </w:r>
+          </w:p>
+        </w:tc>
+        <w:tc>
+          <w:tcPr>
+            <w:tcW w:type="dxa" w:w="2"/>
+          </w:tcPr>
+          <w:p>
+            <w:pPr>
+              <w:spacing w:after="20" w:before="20"/>
+            </w:pPr>
+            <w:r/>
+            <w:r>
+              <w:rPr>
+                <w:rFonts w:ascii="Arial" w:hAnsi="Arial" w:cs="Arial"/>
+                <w:b w:val="0"/>
+                <w:i w:val="0"/>
+                <w:color w:val="212121"/>
+                <w:sz w:val="18"/>
+              </w:rPr>
+              <w:t>No</w:t>
+            </w:r>
+          </w:p>
+        </w:tc>
+      </w:tr>
+      <w:tr>
+        <w:tc>
+          <w:tcPr>
+            <w:tcW w:type="dxa" w:w="1"/>
+          </w:tcPr>
+          <w:p>
+            <w:pPr>
+              <w:spacing w:after="20" w:before="20"/>
+            </w:pPr>
+            <w:r/>
+            <w:r>
+              <w:rPr>
+                <w:rFonts w:ascii="Arial" w:hAnsi="Arial" w:cs="Arial"/>
+                <w:b w:val="0"/>
+                <w:i w:val="0"/>
+                <w:color w:val="212121"/>
+                <w:sz w:val="18"/>
+              </w:rPr>
+              <w:t>A5</w:t>
+            </w:r>
+          </w:p>
+        </w:tc>
+        <w:tc>
+          <w:tcPr>
+            <w:tcW w:type="dxa" w:w="4"/>
+          </w:tcPr>
+          <w:p>
+            <w:pPr>
+              <w:spacing w:after="20" w:before="20"/>
+            </w:pPr>
+            <w:r/>
+            <w:r>
+              <w:rPr>
+                <w:rFonts w:ascii="Arial" w:hAnsi="Arial" w:cs="Arial"/>
+                <w:b w:val="0"/>
+                <w:i w:val="0"/>
+                <w:color w:val="212121"/>
+                <w:sz w:val="18"/>
+              </w:rPr>
+              <w:t>Section 13 – Commercial Legal Expenses</w:t>
+            </w:r>
+          </w:p>
+        </w:tc>
+        <w:tc>
+          <w:tcPr>
+            <w:tcW w:type="dxa" w:w="8"/>
+          </w:tcPr>
+          <w:p>
+            <w:pPr>
+              <w:spacing w:after="20" w:before="20"/>
+            </w:pPr>
+            <w:r/>
+            <w:r>
+              <w:rPr>
+                <w:rFonts w:ascii="Arial" w:hAnsi="Arial" w:cs="Arial"/>
+                <w:b w:val="0"/>
+                <w:i w:val="0"/>
+                <w:color w:val="212121"/>
+                <w:sz w:val="18"/>
+              </w:rPr>
+              <w:t>Definition amendment – ‘Employee’</w:t>
+            </w:r>
+          </w:p>
+        </w:tc>
+        <w:tc>
+          <w:tcPr>
+            <w:tcW w:type="dxa" w:w="2"/>
+          </w:tcPr>
+          <w:p>
+            <w:pPr>
+              <w:spacing w:after="20" w:before="20"/>
+            </w:pPr>
+            <w:r/>
+            <w:r>
+              <w:rPr>
+                <w:rFonts w:ascii="Arial" w:hAnsi="Arial" w:cs="Arial"/>
+                <w:b w:val="0"/>
+                <w:i w:val="0"/>
+                <w:color w:val="212121"/>
+                <w:sz w:val="18"/>
+              </w:rPr>
+              <w:t>No</w:t>
+            </w:r>
+          </w:p>
+        </w:tc>
+      </w:tr>
+      <w:tr>
+        <w:tc>
+          <w:tcPr>
+            <w:tcW w:type="dxa" w:w="1"/>
+          </w:tcPr>
+          <w:p>
+            <w:pPr>
+              <w:spacing w:after="20" w:before="20"/>
+            </w:pPr>
+            <w:r/>
+            <w:r>
+              <w:rPr>
+                <w:rFonts w:ascii="Arial" w:hAnsi="Arial" w:cs="Arial"/>
+                <w:b w:val="0"/>
+                <w:i w:val="0"/>
+                <w:color w:val="212121"/>
+                <w:sz w:val="18"/>
+              </w:rPr>
+              <w:t>A6</w:t>
+            </w:r>
+          </w:p>
+        </w:tc>
+        <w:tc>
+          <w:tcPr>
+            <w:tcW w:type="dxa" w:w="4"/>
+          </w:tcPr>
+          <w:p>
+            <w:pPr>
+              <w:spacing w:after="20" w:before="20"/>
+            </w:pPr>
+            <w:r/>
+            <w:r>
+              <w:rPr>
+                <w:rFonts w:ascii="Arial" w:hAnsi="Arial" w:cs="Arial"/>
+                <w:b w:val="0"/>
+                <w:i w:val="0"/>
+                <w:color w:val="212121"/>
+                <w:sz w:val="18"/>
+              </w:rPr>
+              <w:t>Section 12 – Media Liability</w:t>
+            </w:r>
+          </w:p>
+        </w:tc>
+        <w:tc>
+          <w:tcPr>
+            <w:tcW w:type="dxa" w:w="8"/>
+          </w:tcPr>
+          <w:p>
+            <w:pPr>
+              <w:spacing w:after="20" w:before="20"/>
+            </w:pPr>
+            <w:r/>
+            <w:r>
+              <w:rPr>
+                <w:rFonts w:ascii="Arial" w:hAnsi="Arial" w:cs="Arial"/>
+                <w:b w:val="0"/>
+                <w:i w:val="0"/>
+                <w:color w:val="212121"/>
+                <w:sz w:val="18"/>
+              </w:rPr>
+              <w:t>Definition amendment – ‘Computer System’</w:t>
+            </w:r>
+          </w:p>
+        </w:tc>
+        <w:tc>
+          <w:tcPr>
+            <w:tcW w:type="dxa" w:w="2"/>
+          </w:tcPr>
+          <w:p>
+            <w:pPr>
+              <w:spacing w:after="20" w:before="20"/>
+            </w:pPr>
+            <w:r/>
+            <w:r>
+              <w:rPr>
+                <w:rFonts w:ascii="Arial" w:hAnsi="Arial" w:cs="Arial"/>
+                <w:b w:val="0"/>
+                <w:i w:val="0"/>
+                <w:color w:val="212121"/>
+                <w:sz w:val="18"/>
+              </w:rPr>
+              <w:t>Yes</w:t>
+            </w:r>
+          </w:p>
+        </w:tc>
+      </w:tr>
+      <w:tr>
+        <w:tc>
+          <w:tcPr>
+            <w:tcW w:type="dxa" w:w="1"/>
+          </w:tcPr>
+          <w:p>
+            <w:pPr>
+              <w:spacing w:after="20" w:before="20"/>
+            </w:pPr>
+            <w:r/>
+            <w:r>
+              <w:rPr>
+                <w:rFonts w:ascii="Arial" w:hAnsi="Arial" w:cs="Arial"/>
+                <w:b w:val="0"/>
+                <w:i w:val="0"/>
+                <w:color w:val="212121"/>
+                <w:sz w:val="18"/>
+              </w:rPr>
+              <w:t>B1</w:t>
+            </w:r>
+          </w:p>
+        </w:tc>
+        <w:tc>
+          <w:tcPr>
+            <w:tcW w:type="dxa" w:w="4"/>
+          </w:tcPr>
+          <w:p>
+            <w:pPr>
+              <w:spacing w:after="20" w:before="20"/>
+            </w:pPr>
+            <w:r/>
+            <w:r>
+              <w:rPr>
+                <w:rFonts w:ascii="Arial" w:hAnsi="Arial" w:cs="Arial"/>
+                <w:b w:val="0"/>
+                <w:i w:val="0"/>
+                <w:color w:val="212121"/>
+                <w:sz w:val="18"/>
+              </w:rPr>
+              <w:t>Section 12 – Media Liability (Extensions)</w:t>
+            </w:r>
+          </w:p>
+        </w:tc>
+        <w:tc>
+          <w:tcPr>
+            <w:tcW w:type="dxa" w:w="8"/>
+          </w:tcPr>
+          <w:p>
+            <w:pPr>
+              <w:spacing w:after="20" w:before="20"/>
+            </w:pPr>
+            <w:r/>
+            <w:r>
+              <w:rPr>
+                <w:rFonts w:ascii="Arial" w:hAnsi="Arial" w:cs="Arial"/>
+                <w:b w:val="0"/>
+                <w:i w:val="0"/>
+                <w:color w:val="212121"/>
+                <w:sz w:val="18"/>
+              </w:rPr>
+              <w:t>New cover – Distributors &amp; Purchasers</w:t>
+            </w:r>
+          </w:p>
+        </w:tc>
+        <w:tc>
+          <w:tcPr>
+            <w:tcW w:type="dxa" w:w="2"/>
+          </w:tcPr>
+          <w:p>
+            <w:pPr>
+              <w:spacing w:after="20" w:before="20"/>
+            </w:pPr>
+            <w:r/>
+            <w:r>
+              <w:rPr>
+                <w:rFonts w:ascii="Arial" w:hAnsi="Arial" w:cs="Arial"/>
+                <w:b w:val="0"/>
+                <w:i w:val="0"/>
+                <w:color w:val="212121"/>
+                <w:sz w:val="18"/>
+              </w:rPr>
+              <w:t>Yes</w:t>
+            </w:r>
+          </w:p>
+        </w:tc>
+      </w:tr>
+      <w:tr>
+        <w:tc>
+          <w:tcPr>
+            <w:tcW w:type="dxa" w:w="1"/>
+          </w:tcPr>
+          <w:p>
+            <w:pPr>
+              <w:spacing w:after="20" w:before="20"/>
+            </w:pPr>
+            <w:r/>
+            <w:r>
+              <w:rPr>
+                <w:rFonts w:ascii="Arial" w:hAnsi="Arial" w:cs="Arial"/>
+                <w:b w:val="0"/>
+                <w:i w:val="0"/>
+                <w:color w:val="212121"/>
+                <w:sz w:val="18"/>
+              </w:rPr>
+              <w:t>B2</w:t>
+            </w:r>
+          </w:p>
+        </w:tc>
+        <w:tc>
+          <w:tcPr>
+            <w:tcW w:type="dxa" w:w="4"/>
+          </w:tcPr>
+          <w:p>
+            <w:pPr>
+              <w:spacing w:after="20" w:before="20"/>
+            </w:pPr>
+            <w:r/>
+            <w:r>
+              <w:rPr>
+                <w:rFonts w:ascii="Arial" w:hAnsi="Arial" w:cs="Arial"/>
+                <w:b w:val="0"/>
+                <w:i w:val="0"/>
+                <w:color w:val="212121"/>
+                <w:sz w:val="18"/>
+              </w:rPr>
+              <w:t>Section 12 – Media Liability (additional covers)</w:t>
+            </w:r>
+          </w:p>
+        </w:tc>
+        <w:tc>
+          <w:tcPr>
+            <w:tcW w:type="dxa" w:w="8"/>
+          </w:tcPr>
+          <w:p>
+            <w:pPr>
+              <w:spacing w:after="20" w:before="20"/>
+            </w:pPr>
+            <w:r/>
+            <w:r>
+              <w:rPr>
+                <w:rFonts w:ascii="Arial" w:hAnsi="Arial" w:cs="Arial"/>
+                <w:b w:val="0"/>
+                <w:i w:val="0"/>
+                <w:color w:val="212121"/>
+                <w:sz w:val="18"/>
+              </w:rPr>
+              <w:t>New cover – Representation Costs at Investigations/Inquiries</w:t>
+            </w:r>
+          </w:p>
+        </w:tc>
+        <w:tc>
+          <w:tcPr>
+            <w:tcW w:type="dxa" w:w="2"/>
+          </w:tcPr>
+          <w:p>
+            <w:pPr>
+              <w:spacing w:after="20" w:before="20"/>
+            </w:pPr>
+            <w:r/>
+            <w:r>
+              <w:rPr>
+                <w:rFonts w:ascii="Arial" w:hAnsi="Arial" w:cs="Arial"/>
+                <w:b w:val="0"/>
+                <w:i w:val="0"/>
+                <w:color w:val="212121"/>
+                <w:sz w:val="18"/>
+              </w:rPr>
+              <w:t>Yes</w:t>
+            </w:r>
+          </w:p>
+        </w:tc>
+      </w:tr>
+      <w:tr>
+        <w:tc>
+          <w:tcPr>
+            <w:tcW w:type="dxa" w:w="1"/>
+          </w:tcPr>
+          <w:p>
+            <w:pPr>
+              <w:spacing w:after="20" w:before="20"/>
+            </w:pPr>
+            <w:r/>
+            <w:r>
+              <w:rPr>
+                <w:rFonts w:ascii="Arial" w:hAnsi="Arial" w:cs="Arial"/>
+                <w:b w:val="0"/>
+                <w:i w:val="0"/>
+                <w:color w:val="212121"/>
+                <w:sz w:val="18"/>
+              </w:rPr>
+              <w:t>B3</w:t>
+            </w:r>
+          </w:p>
+        </w:tc>
+        <w:tc>
+          <w:tcPr>
+            <w:tcW w:type="dxa" w:w="4"/>
+          </w:tcPr>
+          <w:p>
+            <w:pPr>
+              <w:spacing w:after="20" w:before="20"/>
+            </w:pPr>
+            <w:r/>
+            <w:r>
+              <w:rPr>
+                <w:rFonts w:ascii="Arial" w:hAnsi="Arial" w:cs="Arial"/>
+                <w:b w:val="0"/>
+                <w:i w:val="0"/>
+                <w:color w:val="212121"/>
+                <w:sz w:val="18"/>
+              </w:rPr>
+              <w:t>Section 12 – Media Liability (additional covers)</w:t>
+            </w:r>
+          </w:p>
+        </w:tc>
+        <w:tc>
+          <w:tcPr>
+            <w:tcW w:type="dxa" w:w="8"/>
+          </w:tcPr>
+          <w:p>
+            <w:pPr>
+              <w:spacing w:after="20" w:before="20"/>
+            </w:pPr>
+            <w:r/>
+            <w:r>
+              <w:rPr>
+                <w:rFonts w:ascii="Arial" w:hAnsi="Arial" w:cs="Arial"/>
+                <w:b w:val="0"/>
+                <w:i w:val="0"/>
+                <w:color w:val="212121"/>
+                <w:sz w:val="18"/>
+              </w:rPr>
+              <w:t>New cover – Journalistic Source-Protection Costs</w:t>
+            </w:r>
+          </w:p>
+        </w:tc>
+        <w:tc>
+          <w:tcPr>
+            <w:tcW w:type="dxa" w:w="2"/>
+          </w:tcPr>
+          <w:p>
+            <w:pPr>
+              <w:spacing w:after="20" w:before="20"/>
+            </w:pPr>
+            <w:r/>
+            <w:r>
+              <w:rPr>
+                <w:rFonts w:ascii="Arial" w:hAnsi="Arial" w:cs="Arial"/>
+                <w:b w:val="0"/>
+                <w:i w:val="0"/>
+                <w:color w:val="212121"/>
+                <w:sz w:val="18"/>
+              </w:rPr>
+              <w:t>Yes</w:t>
+            </w:r>
+          </w:p>
+        </w:tc>
+      </w:tr>
+      <w:tr>
+        <w:tc>
+          <w:tcPr>
+            <w:tcW w:type="dxa" w:w="1"/>
+          </w:tcPr>
+          <w:p>
+            <w:pPr>
+              <w:spacing w:after="20" w:before="20"/>
+            </w:pPr>
+            <w:r/>
+            <w:r>
+              <w:rPr>
+                <w:rFonts w:ascii="Arial" w:hAnsi="Arial" w:cs="Arial"/>
+                <w:b w:val="0"/>
+                <w:i w:val="0"/>
+                <w:color w:val="212121"/>
+                <w:sz w:val="18"/>
+              </w:rPr>
+              <w:t>B5</w:t>
+            </w:r>
+          </w:p>
+        </w:tc>
+        <w:tc>
+          <w:tcPr>
+            <w:tcW w:type="dxa" w:w="4"/>
+          </w:tcPr>
+          <w:p>
+            <w:pPr>
+              <w:spacing w:after="20" w:before="20"/>
+            </w:pPr>
+            <w:r/>
+            <w:r>
+              <w:rPr>
+                <w:rFonts w:ascii="Arial" w:hAnsi="Arial" w:cs="Arial"/>
+                <w:b w:val="0"/>
+                <w:i w:val="0"/>
+                <w:color w:val="212121"/>
+                <w:sz w:val="18"/>
+              </w:rPr>
+              <w:t>Section 12 – Media Liability (additional covers)</w:t>
+            </w:r>
+          </w:p>
+        </w:tc>
+        <w:tc>
+          <w:tcPr>
+            <w:tcW w:type="dxa" w:w="8"/>
+          </w:tcPr>
+          <w:p>
+            <w:pPr>
+              <w:spacing w:after="20" w:before="20"/>
+            </w:pPr>
+            <w:r/>
+            <w:r>
+              <w:rPr>
+                <w:rFonts w:ascii="Arial" w:hAnsi="Arial" w:cs="Arial"/>
+                <w:b w:val="0"/>
+                <w:i w:val="0"/>
+                <w:color w:val="212121"/>
+                <w:sz w:val="18"/>
+              </w:rPr>
+              <w:t>Clarification + contribution – Criminal &amp; Regulatory Defence Costs</w:t>
+            </w:r>
+          </w:p>
+        </w:tc>
+        <w:tc>
+          <w:tcPr>
+            <w:tcW w:type="dxa" w:w="2"/>
+          </w:tcPr>
+          <w:p>
+            <w:pPr>
+              <w:spacing w:after="20" w:before="20"/>
+            </w:pPr>
+            <w:r/>
+            <w:r>
+              <w:rPr>
+                <w:rFonts w:ascii="Arial" w:hAnsi="Arial" w:cs="Arial"/>
+                <w:b w:val="0"/>
+                <w:i w:val="0"/>
+                <w:color w:val="212121"/>
+                <w:sz w:val="18"/>
+              </w:rPr>
+              <w:t>Yes</w:t>
+            </w:r>
+          </w:p>
+        </w:tc>
+      </w:tr>
+      <w:tr>
+        <w:tc>
+          <w:tcPr>
+            <w:tcW w:type="dxa" w:w="1"/>
+          </w:tcPr>
+          <w:p>
+            <w:pPr>
+              <w:spacing w:after="20" w:before="20"/>
+            </w:pPr>
+            <w:r/>
+            <w:r>
+              <w:rPr>
+                <w:rFonts w:ascii="Arial" w:hAnsi="Arial" w:cs="Arial"/>
+                <w:b w:val="0"/>
+                <w:i w:val="0"/>
+                <w:color w:val="212121"/>
+                <w:sz w:val="18"/>
+              </w:rPr>
+              <w:t>B6</w:t>
+            </w:r>
+          </w:p>
+        </w:tc>
+        <w:tc>
+          <w:tcPr>
+            <w:tcW w:type="dxa" w:w="4"/>
+          </w:tcPr>
+          <w:p>
+            <w:pPr>
+              <w:spacing w:after="20" w:before="20"/>
+            </w:pPr>
+            <w:r/>
+            <w:r>
+              <w:rPr>
+                <w:rFonts w:ascii="Arial" w:hAnsi="Arial" w:cs="Arial"/>
+                <w:b w:val="0"/>
+                <w:i w:val="0"/>
+                <w:color w:val="212121"/>
+                <w:sz w:val="18"/>
+              </w:rPr>
+              <w:t>Section 12 – Media Liability (Extensions)</w:t>
+            </w:r>
+          </w:p>
+        </w:tc>
+        <w:tc>
+          <w:tcPr>
+            <w:tcW w:type="dxa" w:w="8"/>
+          </w:tcPr>
+          <w:p>
+            <w:pPr>
+              <w:spacing w:after="20" w:before="20"/>
+            </w:pPr>
+            <w:r/>
+            <w:r>
+              <w:rPr>
+                <w:rFonts w:ascii="Arial" w:hAnsi="Arial" w:cs="Arial"/>
+                <w:b w:val="0"/>
+                <w:i w:val="0"/>
+                <w:color w:val="212121"/>
+                <w:sz w:val="18"/>
+              </w:rPr>
+              <w:t>New optional – Worldwide Territory &amp; Jurisdiction</w:t>
+            </w:r>
+          </w:p>
+        </w:tc>
+        <w:tc>
+          <w:tcPr>
+            <w:tcW w:type="dxa" w:w="2"/>
+          </w:tcPr>
+          <w:p>
+            <w:pPr>
+              <w:spacing w:after="20" w:before="20"/>
+            </w:pPr>
+            <w:r/>
+            <w:r>
+              <w:rPr>
+                <w:rFonts w:ascii="Arial" w:hAnsi="Arial" w:cs="Arial"/>
+                <w:b w:val="0"/>
+                <w:i w:val="0"/>
+                <w:color w:val="212121"/>
+                <w:sz w:val="18"/>
+              </w:rPr>
+              <w:t>Yes</w:t>
+            </w:r>
+          </w:p>
+        </w:tc>
+      </w:tr>
+      <w:tr>
+        <w:tc>
+          <w:tcPr>
+            <w:tcW w:type="dxa" w:w="1"/>
+          </w:tcPr>
+          <w:p>
+            <w:pPr>
+              <w:spacing w:after="20" w:before="20"/>
+            </w:pPr>
+            <w:r/>
+            <w:r>
+              <w:rPr>
+                <w:rFonts w:ascii="Arial" w:hAnsi="Arial" w:cs="Arial"/>
+                <w:b w:val="0"/>
+                <w:i w:val="0"/>
+                <w:color w:val="212121"/>
+                <w:sz w:val="18"/>
+              </w:rPr>
+              <w:t>B7</w:t>
+            </w:r>
+          </w:p>
+        </w:tc>
+        <w:tc>
+          <w:tcPr>
+            <w:tcW w:type="dxa" w:w="4"/>
+          </w:tcPr>
+          <w:p>
+            <w:pPr>
+              <w:spacing w:after="20" w:before="20"/>
+            </w:pPr>
+            <w:r/>
+            <w:r>
+              <w:rPr>
+                <w:rFonts w:ascii="Arial" w:hAnsi="Arial" w:cs="Arial"/>
+                <w:b w:val="0"/>
+                <w:i w:val="0"/>
+                <w:color w:val="212121"/>
+                <w:sz w:val="18"/>
+              </w:rPr>
+              <w:t>Section 12 – Media Liability (dispute clause)</w:t>
+            </w:r>
+          </w:p>
+        </w:tc>
+        <w:tc>
+          <w:tcPr>
+            <w:tcW w:type="dxa" w:w="8"/>
+          </w:tcPr>
+          <w:p>
+            <w:pPr>
+              <w:spacing w:after="20" w:before="20"/>
+            </w:pPr>
+            <w:r/>
+            <w:r>
+              <w:rPr>
+                <w:rFonts w:ascii="Arial" w:hAnsi="Arial" w:cs="Arial"/>
+                <w:b w:val="0"/>
+                <w:i w:val="0"/>
+                <w:color w:val="212121"/>
+                <w:sz w:val="18"/>
+              </w:rPr>
+              <w:t>New clause – King’s Counsel determination</w:t>
+            </w:r>
+          </w:p>
+        </w:tc>
+        <w:tc>
+          <w:tcPr>
+            <w:tcW w:type="dxa" w:w="2"/>
+          </w:tcPr>
+          <w:p>
+            <w:pPr>
+              <w:spacing w:after="20" w:before="20"/>
+            </w:pPr>
+            <w:r/>
+            <w:r>
+              <w:rPr>
+                <w:rFonts w:ascii="Arial" w:hAnsi="Arial" w:cs="Arial"/>
+                <w:b w:val="0"/>
+                <w:i w:val="0"/>
+                <w:color w:val="212121"/>
+                <w:sz w:val="18"/>
+              </w:rPr>
+              <w:t>Yes</w:t>
+            </w:r>
+          </w:p>
+        </w:tc>
+      </w:tr>
+      <w:tr>
+        <w:tc>
+          <w:tcPr>
+            <w:tcW w:type="dxa" w:w="1"/>
+          </w:tcPr>
+          <w:p>
+            <w:pPr>
+              <w:spacing w:after="20" w:before="20"/>
+            </w:pPr>
+            <w:r/>
+            <w:r>
+              <w:rPr>
+                <w:rFonts w:ascii="Arial" w:hAnsi="Arial" w:cs="Arial"/>
+                <w:b w:val="0"/>
+                <w:i w:val="0"/>
+                <w:color w:val="212121"/>
+                <w:sz w:val="18"/>
+              </w:rPr>
+              <w:t>B8</w:t>
+            </w:r>
+          </w:p>
+        </w:tc>
+        <w:tc>
+          <w:tcPr>
+            <w:tcW w:type="dxa" w:w="4"/>
+          </w:tcPr>
+          <w:p>
+            <w:pPr>
+              <w:spacing w:after="20" w:before="20"/>
+            </w:pPr>
+            <w:r/>
+            <w:r>
+              <w:rPr>
+                <w:rFonts w:ascii="Arial" w:hAnsi="Arial" w:cs="Arial"/>
+                <w:b w:val="0"/>
+                <w:i w:val="0"/>
+                <w:color w:val="212121"/>
+                <w:sz w:val="18"/>
+              </w:rPr>
+              <w:t>Section 12 – Media Liability (Exclusions)</w:t>
+            </w:r>
+          </w:p>
+        </w:tc>
+        <w:tc>
+          <w:tcPr>
+            <w:tcW w:type="dxa" w:w="8"/>
+          </w:tcPr>
+          <w:p>
+            <w:pPr>
+              <w:spacing w:after="20" w:before="20"/>
+            </w:pPr>
+            <w:r/>
+            <w:r>
+              <w:rPr>
+                <w:rFonts w:ascii="Arial" w:hAnsi="Arial" w:cs="Arial"/>
+                <w:b w:val="0"/>
+                <w:i w:val="0"/>
+                <w:color w:val="212121"/>
+                <w:sz w:val="18"/>
+              </w:rPr>
+              <w:t>Write-back – Seepage &amp; Pollution (negligent advice)</w:t>
+            </w:r>
+          </w:p>
+        </w:tc>
+        <w:tc>
+          <w:tcPr>
+            <w:tcW w:type="dxa" w:w="2"/>
+          </w:tcPr>
+          <w:p>
+            <w:pPr>
+              <w:spacing w:after="20" w:before="20"/>
+            </w:pPr>
+            <w:r/>
+            <w:r>
+              <w:rPr>
+                <w:rFonts w:ascii="Arial" w:hAnsi="Arial" w:cs="Arial"/>
+                <w:b w:val="0"/>
+                <w:i w:val="0"/>
+                <w:color w:val="212121"/>
+                <w:sz w:val="18"/>
+              </w:rPr>
+              <w:t>Yes</w:t>
+            </w:r>
+          </w:p>
+        </w:tc>
+      </w:tr>
+    </w:tbl>
+    <w:p>
+      <w:pPr>
+        <w:spacing w:after="80" w:before="0"/>
+      </w:pPr>
+    </w:p>
+    <w:p>
+      <w:pPr>
+        <w:spacing w:after="40" w:before="0"/>
+      </w:pPr>
+    </w:p>
+    <w:p>
+      <w:pPr>
+        <w:spacing w:after="120" w:before="0"/>
+      </w:pPr>
+      <w:r>
+        <w:rPr>
+          <w:rFonts w:ascii="Arial" w:hAnsi="Arial" w:cs="Arial"/>
+          <w:b w:val="0"/>
+          <w:i/>
+          <w:color w:val="595959"/>
+          <w:sz w:val="18"/>
+        </w:rPr>
+        <w:t>Items deliberately NOT added: Personal Accident and Travel. Personal Assault under the Money Section (Section 8, Sub-Section 2) is distinct from Personal Accident and is retained unchanged. Patent infringement is deliberately left excluded; an asbestos negligent-advice write-back is parked for consideration. No existing sub-limit was lowered; TMHCC already meets or exceeds every evidenced competitor sub-limit, or is schedule-driven.</w:t>
+      </w:r>
+    </w:p>
+    <w:p>
+      <w:pPr>
+        <w:pStyle w:val="Heading1"/>
+        <w:spacing w:before="280" w:after="80"/>
+      </w:pPr>
+      <w:r>
+        <w:rPr>
+          <w:rFonts w:ascii="Arial" w:hAnsi="Arial" w:cs="Arial"/>
+          <w:b/>
+          <w:i w:val="0"/>
+          <w:color w:val="009CE5"/>
+          <w:sz w:val="30"/>
+        </w:rPr>
         <w:t>BROKER / CLIENT COMMUNICATION POINTS</w:t>
       </w:r>
     </w:p>

--- a/backend/deliverables/TMHCC_Media_Combined_Summary_of_Changes_FINAL.docx
+++ b/backend/deliverables/TMHCC_Media_Combined_Summary_of_Changes_FINAL.docx
@@ -4598,7 +4598,7 @@
                 <w:color w:val="212121"/>
                 <w:sz w:val="18"/>
               </w:rPr>
-              <w:t>New extension ‘Money – Touring and Entertainment Activities’</w:t>
+              <w:t>New – two Schedule sub-limits: ‘Money – Premises’ and ‘Money – Touring, Festivals and Events’</w:t>
             </w:r>
           </w:p>
         </w:tc>
